--- a/teaching/2026Fall/3502/Project/project1.docx
+++ b/teaching/2026Fall/3502/Project/project1.docx
@@ -3710,6 +3710,30 @@
           <w:bCs/>
         </w:rPr>
       </w:pPr>
+      <w:r>
+        <w:rPr>
+          <w:rFonts w:asciiTheme="minorHAnsi" w:hAnsiTheme="minorHAnsi" w:cstheme="minorHAnsi"/>
+          <w:b/>
+          <w:bCs/>
+        </w:rPr>
+        <w:t>(</w:t>
+      </w:r>
+      <w:r>
+        <w:rPr>
+          <w:rFonts w:ascii="Apple Color Emoji" w:hAnsi="Apple Color Emoji" w:cs="Apple Color Emoji"/>
+          <w:b/>
+          <w:bCs/>
+        </w:rPr>
+        <w:t>⚠️</w:t>
+      </w:r>
+      <w:r>
+        <w:rPr>
+          <w:rFonts w:asciiTheme="minorHAnsi" w:hAnsiTheme="minorHAnsi" w:cstheme="minorHAnsi"/>
+          <w:b/>
+          <w:bCs/>
+        </w:rPr>
+        <w:t xml:space="preserve">) </w:t>
+      </w:r>
       <w:r>
         <w:rPr>
           <w:rFonts w:asciiTheme="minorHAnsi" w:hAnsiTheme="minorHAnsi" w:cstheme="minorHAnsi"/>
@@ -8485,6 +8509,30 @@
           <w:b/>
           <w:bCs/>
         </w:rPr>
+        <w:t>(</w:t>
+      </w:r>
+      <w:r>
+        <w:rPr>
+          <w:rFonts w:ascii="Apple Color Emoji" w:hAnsi="Apple Color Emoji" w:cs="Apple Color Emoji"/>
+          <w:b/>
+          <w:bCs/>
+        </w:rPr>
+        <w:t>⚠️</w:t>
+      </w:r>
+      <w:r>
+        <w:rPr>
+          <w:rFonts w:asciiTheme="minorHAnsi" w:hAnsiTheme="minorHAnsi" w:cstheme="minorHAnsi"/>
+          <w:b/>
+          <w:bCs/>
+        </w:rPr>
+        <w:t xml:space="preserve">) </w:t>
+      </w:r>
+      <w:r>
+        <w:rPr>
+          <w:rFonts w:asciiTheme="minorHAnsi" w:hAnsiTheme="minorHAnsi" w:cstheme="minorHAnsi"/>
+          <w:b/>
+          <w:bCs/>
+        </w:rPr>
         <w:t xml:space="preserve">Submission of </w:t>
       </w:r>
       <w:r>
@@ -9141,6 +9189,7 @@
       <w:r>
         <w:rPr>
           <w:rFonts w:asciiTheme="minorHAnsi" w:hAnsiTheme="minorHAnsi" w:cstheme="minorHAnsi"/>
+          <w:noProof/>
         </w:rPr>
         <w:drawing>
           <wp:inline distT="0" distB="0" distL="0" distR="0" wp14:anchorId="1FED43DE" wp14:editId="7674E15C">
@@ -9209,6 +9258,30 @@
           <w:b/>
           <w:bCs/>
         </w:rPr>
+        <w:t>(</w:t>
+      </w:r>
+      <w:r>
+        <w:rPr>
+          <w:rFonts w:ascii="Apple Color Emoji" w:hAnsi="Apple Color Emoji" w:cs="Apple Color Emoji"/>
+          <w:b/>
+          <w:bCs/>
+        </w:rPr>
+        <w:t>⚠️</w:t>
+      </w:r>
+      <w:r>
+        <w:rPr>
+          <w:rFonts w:asciiTheme="minorHAnsi" w:hAnsiTheme="minorHAnsi" w:cstheme="minorHAnsi"/>
+          <w:b/>
+          <w:bCs/>
+        </w:rPr>
+        <w:t xml:space="preserve">) </w:t>
+      </w:r>
+      <w:r>
+        <w:rPr>
+          <w:rFonts w:asciiTheme="minorHAnsi" w:hAnsiTheme="minorHAnsi" w:cstheme="minorHAnsi"/>
+          <w:b/>
+          <w:bCs/>
+        </w:rPr>
         <w:t xml:space="preserve">Submission of Part </w:t>
       </w:r>
       <w:r>
@@ -9241,7 +9314,6 @@
         <w:ind w:left="360"/>
         <w:rPr>
           <w:rFonts w:asciiTheme="minorHAnsi" w:hAnsiTheme="minorHAnsi" w:cstheme="minorHAnsi"/>
-          <w:color w:val="000000" w:themeColor="text1"/>
         </w:rPr>
       </w:pPr>
       <w:r>
@@ -9288,71 +9360,253 @@
         </w:rPr>
         <w:t xml:space="preserve"> system call. </w:t>
       </w:r>
-      <w:r>
-        <w:rPr>
-          <w:rFonts w:asciiTheme="minorHAnsi" w:hAnsiTheme="minorHAnsi" w:cstheme="minorHAnsi"/>
-        </w:rPr>
-        <w:t>(Please put everything</w:t>
-      </w:r>
-      <w:r>
-        <w:rPr>
-          <w:rFonts w:asciiTheme="minorHAnsi" w:hAnsiTheme="minorHAnsi" w:cstheme="minorHAnsi"/>
-        </w:rPr>
-        <w:t xml:space="preserve"> of part A/B/C</w:t>
-      </w:r>
-      <w:r>
-        <w:rPr>
-          <w:rFonts w:asciiTheme="minorHAnsi" w:hAnsiTheme="minorHAnsi" w:cstheme="minorHAnsi"/>
-        </w:rPr>
-        <w:t xml:space="preserve"> in one single report file in pdf)</w:t>
-      </w:r>
-    </w:p>
-    <w:p>
-      <w:pPr>
-        <w:ind w:left="360"/>
-        <w:rPr>
-          <w:rFonts w:asciiTheme="minorHAnsi" w:hAnsiTheme="minorHAnsi" w:cstheme="minorHAnsi"/>
-        </w:rPr>
-      </w:pPr>
-    </w:p>
-    <w:p>
-      <w:pPr>
-        <w:rPr>
-          <w:rFonts w:asciiTheme="minorHAnsi" w:hAnsiTheme="minorHAnsi" w:cstheme="minorHAnsi"/>
-        </w:rPr>
-      </w:pPr>
-    </w:p>
-    <w:p>
-      <w:pPr>
-        <w:ind w:left="360"/>
-        <w:rPr>
-          <w:rFonts w:asciiTheme="minorHAnsi" w:hAnsiTheme="minorHAnsi" w:cstheme="minorHAnsi"/>
-        </w:rPr>
-      </w:pPr>
-    </w:p>
-    <w:p>
-      <w:pPr>
-        <w:ind w:left="360"/>
-        <w:rPr>
-          <w:rFonts w:asciiTheme="minorHAnsi" w:hAnsiTheme="minorHAnsi" w:cstheme="minorHAnsi"/>
-          <w:color w:val="4472C4" w:themeColor="accent1"/>
-        </w:rPr>
-      </w:pPr>
-    </w:p>
-    <w:p>
-      <w:pPr>
-        <w:ind w:left="360"/>
-        <w:rPr>
-          <w:rFonts w:asciiTheme="minorHAnsi" w:hAnsiTheme="minorHAnsi" w:cstheme="minorHAnsi"/>
-        </w:rPr>
-      </w:pPr>
-    </w:p>
-    <w:p>
-      <w:pPr>
-        <w:rPr>
-          <w:rFonts w:asciiTheme="minorHAnsi" w:hAnsiTheme="minorHAnsi" w:cstheme="minorHAnsi"/>
-        </w:rPr>
-      </w:pPr>
+    </w:p>
+    <w:p>
+      <w:pPr>
+        <w:rPr>
+          <w:rFonts w:asciiTheme="minorHAnsi" w:hAnsiTheme="minorHAnsi" w:cstheme="minorHAnsi"/>
+        </w:rPr>
+      </w:pPr>
+    </w:p>
+    <w:p>
+      <w:pPr>
+        <w:rPr>
+          <w:rFonts w:asciiTheme="minorHAnsi" w:hAnsiTheme="minorHAnsi" w:cstheme="minorHAnsi"/>
+        </w:rPr>
+      </w:pPr>
+    </w:p>
+    <w:p>
+      <w:pPr>
+        <w:rPr>
+          <w:rFonts w:asciiTheme="minorHAnsi" w:hAnsiTheme="minorHAnsi" w:cstheme="minorHAnsi"/>
+          <w:b/>
+          <w:bCs/>
+        </w:rPr>
+      </w:pPr>
+      <w:r>
+        <w:rPr>
+          <w:rFonts w:asciiTheme="minorHAnsi" w:hAnsiTheme="minorHAnsi" w:cstheme="minorHAnsi"/>
+          <w:b/>
+          <w:bCs/>
+        </w:rPr>
+        <w:t>(</w:t>
+      </w:r>
+      <w:r>
+        <w:rPr>
+          <w:rFonts w:ascii="Apple Color Emoji" w:hAnsi="Apple Color Emoji" w:cs="Apple Color Emoji"/>
+          <w:b/>
+          <w:bCs/>
+        </w:rPr>
+        <w:t>⚠️</w:t>
+      </w:r>
+      <w:r>
+        <w:rPr>
+          <w:rFonts w:asciiTheme="minorHAnsi" w:hAnsiTheme="minorHAnsi" w:cstheme="minorHAnsi"/>
+          <w:b/>
+          <w:bCs/>
+        </w:rPr>
+        <w:t xml:space="preserve">) </w:t>
+      </w:r>
+      <w:r>
+        <w:rPr>
+          <w:rFonts w:asciiTheme="minorHAnsi" w:hAnsiTheme="minorHAnsi" w:cstheme="minorHAnsi"/>
+          <w:b/>
+          <w:bCs/>
+        </w:rPr>
+        <w:t xml:space="preserve">Submission format: </w:t>
+      </w:r>
+    </w:p>
+    <w:p>
+      <w:pPr>
+        <w:ind w:left="360"/>
+        <w:rPr>
+          <w:rFonts w:asciiTheme="minorHAnsi" w:hAnsiTheme="minorHAnsi" w:cstheme="minorHAnsi"/>
+        </w:rPr>
+      </w:pPr>
+    </w:p>
+    <w:p>
+      <w:pPr>
+        <w:ind w:left="360"/>
+        <w:rPr>
+          <w:rFonts w:asciiTheme="minorHAnsi" w:hAnsiTheme="minorHAnsi" w:cstheme="minorHAnsi"/>
+        </w:rPr>
+      </w:pPr>
+      <w:r>
+        <w:rPr>
+          <w:rFonts w:asciiTheme="minorHAnsi" w:hAnsiTheme="minorHAnsi" w:cstheme="minorHAnsi"/>
+        </w:rPr>
+        <w:t>Please submit the following two files:</w:t>
+      </w:r>
+    </w:p>
+    <w:p>
+      <w:pPr>
+        <w:pStyle w:val="ListParagraph"/>
+        <w:numPr>
+          <w:ilvl w:val="0"/>
+          <w:numId w:val="3"/>
+        </w:numPr>
+        <w:rPr>
+          <w:rFonts w:asciiTheme="minorHAnsi" w:hAnsiTheme="minorHAnsi" w:cstheme="minorHAnsi"/>
+          <w:i/>
+          <w:iCs/>
+        </w:rPr>
+      </w:pPr>
+      <w:r>
+        <w:rPr>
+          <w:rFonts w:asciiTheme="minorHAnsi" w:hAnsiTheme="minorHAnsi" w:cstheme="minorHAnsi"/>
+          <w:i/>
+          <w:iCs/>
+        </w:rPr>
+        <w:t>One report file containing:</w:t>
+      </w:r>
+    </w:p>
+    <w:p>
+      <w:pPr>
+        <w:pStyle w:val="ListParagraph"/>
+        <w:numPr>
+          <w:ilvl w:val="1"/>
+          <w:numId w:val="3"/>
+        </w:numPr>
+        <w:rPr>
+          <w:rFonts w:asciiTheme="minorHAnsi" w:hAnsiTheme="minorHAnsi" w:cstheme="minorHAnsi"/>
+          <w:i/>
+          <w:iCs/>
+        </w:rPr>
+      </w:pPr>
+      <w:r>
+        <w:rPr>
+          <w:rFonts w:asciiTheme="minorHAnsi" w:hAnsiTheme="minorHAnsi" w:cstheme="minorHAnsi"/>
+          <w:i/>
+          <w:iCs/>
+        </w:rPr>
+        <w:t>All screenshots from Parts A, B, and C</w:t>
+      </w:r>
+    </w:p>
+    <w:p>
+      <w:pPr>
+        <w:pStyle w:val="ListParagraph"/>
+        <w:numPr>
+          <w:ilvl w:val="1"/>
+          <w:numId w:val="3"/>
+        </w:numPr>
+        <w:rPr>
+          <w:rFonts w:asciiTheme="minorHAnsi" w:hAnsiTheme="minorHAnsi" w:cstheme="minorHAnsi"/>
+          <w:i/>
+          <w:iCs/>
+        </w:rPr>
+      </w:pPr>
+      <w:r>
+        <w:rPr>
+          <w:rFonts w:asciiTheme="minorHAnsi" w:hAnsiTheme="minorHAnsi" w:cstheme="minorHAnsi"/>
+          <w:i/>
+          <w:iCs/>
+        </w:rPr>
+        <w:t>A detailed discussion of your code logic and implementation</w:t>
+      </w:r>
+    </w:p>
+    <w:p>
+      <w:pPr>
+        <w:pStyle w:val="ListParagraph"/>
+        <w:numPr>
+          <w:ilvl w:val="0"/>
+          <w:numId w:val="3"/>
+        </w:numPr>
+        <w:rPr>
+          <w:rFonts w:asciiTheme="minorHAnsi" w:hAnsiTheme="minorHAnsi" w:cstheme="minorHAnsi"/>
+          <w:i/>
+          <w:iCs/>
+        </w:rPr>
+      </w:pPr>
+      <w:r>
+        <w:rPr>
+          <w:rFonts w:asciiTheme="minorHAnsi" w:hAnsiTheme="minorHAnsi" w:cstheme="minorHAnsi"/>
+          <w:i/>
+          <w:iCs/>
+        </w:rPr>
+        <w:t>One ZIP file containing:</w:t>
+      </w:r>
+    </w:p>
+    <w:p>
+      <w:pPr>
+        <w:pStyle w:val="ListParagraph"/>
+        <w:numPr>
+          <w:ilvl w:val="1"/>
+          <w:numId w:val="3"/>
+        </w:numPr>
+        <w:rPr>
+          <w:rFonts w:asciiTheme="minorHAnsi" w:hAnsiTheme="minorHAnsi" w:cstheme="minorHAnsi"/>
+          <w:i/>
+          <w:iCs/>
+        </w:rPr>
+      </w:pPr>
+      <w:r>
+        <w:rPr>
+          <w:rFonts w:asciiTheme="minorHAnsi" w:hAnsiTheme="minorHAnsi" w:cstheme="minorHAnsi"/>
+          <w:i/>
+          <w:iCs/>
+        </w:rPr>
+        <w:t>All code files from Parts A, B, and C</w:t>
+      </w:r>
+      <w:r>
+        <w:rPr>
+          <w:rFonts w:asciiTheme="minorHAnsi" w:hAnsiTheme="minorHAnsi" w:cstheme="minorHAnsi"/>
+          <w:i/>
+          <w:iCs/>
+        </w:rPr>
+        <w:t xml:space="preserve">. The </w:t>
+      </w:r>
+      <w:r>
+        <w:rPr>
+          <w:rFonts w:asciiTheme="minorHAnsi" w:hAnsiTheme="minorHAnsi" w:cstheme="minorHAnsi"/>
+          <w:i/>
+          <w:iCs/>
+        </w:rPr>
+        <w:t xml:space="preserve">Code files </w:t>
+      </w:r>
+      <w:r>
+        <w:rPr>
+          <w:rFonts w:asciiTheme="minorHAnsi" w:hAnsiTheme="minorHAnsi" w:cstheme="minorHAnsi"/>
+          <w:i/>
+          <w:iCs/>
+        </w:rPr>
+        <w:t xml:space="preserve">should be </w:t>
+      </w:r>
+      <w:r>
+        <w:rPr>
+          <w:rFonts w:asciiTheme="minorHAnsi" w:hAnsiTheme="minorHAnsi" w:cstheme="minorHAnsi"/>
+          <w:i/>
+          <w:iCs/>
+        </w:rPr>
+        <w:t>organized clearly and logically</w:t>
+      </w:r>
+    </w:p>
+    <w:p>
+      <w:pPr>
+        <w:ind w:left="360"/>
+        <w:rPr>
+          <w:rFonts w:asciiTheme="minorHAnsi" w:hAnsiTheme="minorHAnsi" w:cstheme="minorHAnsi"/>
+        </w:rPr>
+      </w:pPr>
+    </w:p>
+    <w:p>
+      <w:pPr>
+        <w:ind w:left="360"/>
+        <w:rPr>
+          <w:rFonts w:asciiTheme="minorHAnsi" w:hAnsiTheme="minorHAnsi" w:cstheme="minorHAnsi"/>
+          <w:b/>
+          <w:bCs/>
+          <w:color w:val="EE0000"/>
+        </w:rPr>
+      </w:pPr>
+      <w:r>
+        <w:rPr>
+          <w:rFonts w:asciiTheme="minorHAnsi" w:hAnsiTheme="minorHAnsi" w:cstheme="minorHAnsi"/>
+          <w:b/>
+          <w:bCs/>
+          <w:color w:val="EE0000"/>
+        </w:rPr>
+        <w:t>Important: Submissions that do not follow the format above will not be graded.</w:t>
+      </w:r>
     </w:p>
     <w:sectPr>
       <w:pgSz w:w="12240" w:h="15840"/>
@@ -9455,8 +9709,189 @@
       </w:pPr>
     </w:lvl>
   </w:abstractNum>
+  <w:abstractNum w:abstractNumId="1" w15:restartNumberingAfterBreak="0">
+    <w:nsid w:val="185A58F0"/>
+    <w:multiLevelType w:val="hybridMultilevel"/>
+    <w:tmpl w:val="3534699E"/>
+    <w:lvl w:ilvl="0" w:tplc="0409000F">
+      <w:start w:val="1"/>
+      <w:numFmt w:val="decimal"/>
+      <w:lvlText w:val="%1."/>
+      <w:lvlJc w:val="left"/>
+      <w:pPr>
+        <w:ind w:left="720" w:hanging="360"/>
+      </w:pPr>
+      <w:rPr>
+        <w:rFonts w:hint="default"/>
+      </w:rPr>
+    </w:lvl>
+    <w:lvl w:ilvl="1" w:tplc="04090019">
+      <w:start w:val="1"/>
+      <w:numFmt w:val="lowerLetter"/>
+      <w:lvlText w:val="%2."/>
+      <w:lvlJc w:val="left"/>
+      <w:pPr>
+        <w:ind w:left="1440" w:hanging="360"/>
+      </w:pPr>
+    </w:lvl>
+    <w:lvl w:ilvl="2" w:tplc="0409001B" w:tentative="1">
+      <w:start w:val="1"/>
+      <w:numFmt w:val="lowerRoman"/>
+      <w:lvlText w:val="%3."/>
+      <w:lvlJc w:val="right"/>
+      <w:pPr>
+        <w:ind w:left="2160" w:hanging="180"/>
+      </w:pPr>
+    </w:lvl>
+    <w:lvl w:ilvl="3" w:tplc="0409000F" w:tentative="1">
+      <w:start w:val="1"/>
+      <w:numFmt w:val="decimal"/>
+      <w:lvlText w:val="%4."/>
+      <w:lvlJc w:val="left"/>
+      <w:pPr>
+        <w:ind w:left="2880" w:hanging="360"/>
+      </w:pPr>
+    </w:lvl>
+    <w:lvl w:ilvl="4" w:tplc="04090019" w:tentative="1">
+      <w:start w:val="1"/>
+      <w:numFmt w:val="lowerLetter"/>
+      <w:lvlText w:val="%5."/>
+      <w:lvlJc w:val="left"/>
+      <w:pPr>
+        <w:ind w:left="3600" w:hanging="360"/>
+      </w:pPr>
+    </w:lvl>
+    <w:lvl w:ilvl="5" w:tplc="0409001B" w:tentative="1">
+      <w:start w:val="1"/>
+      <w:numFmt w:val="lowerRoman"/>
+      <w:lvlText w:val="%6."/>
+      <w:lvlJc w:val="right"/>
+      <w:pPr>
+        <w:ind w:left="4320" w:hanging="180"/>
+      </w:pPr>
+    </w:lvl>
+    <w:lvl w:ilvl="6" w:tplc="0409000F" w:tentative="1">
+      <w:start w:val="1"/>
+      <w:numFmt w:val="decimal"/>
+      <w:lvlText w:val="%7."/>
+      <w:lvlJc w:val="left"/>
+      <w:pPr>
+        <w:ind w:left="5040" w:hanging="360"/>
+      </w:pPr>
+    </w:lvl>
+    <w:lvl w:ilvl="7" w:tplc="04090019" w:tentative="1">
+      <w:start w:val="1"/>
+      <w:numFmt w:val="lowerLetter"/>
+      <w:lvlText w:val="%8."/>
+      <w:lvlJc w:val="left"/>
+      <w:pPr>
+        <w:ind w:left="5760" w:hanging="360"/>
+      </w:pPr>
+    </w:lvl>
+    <w:lvl w:ilvl="8" w:tplc="0409001B" w:tentative="1">
+      <w:start w:val="1"/>
+      <w:numFmt w:val="lowerRoman"/>
+      <w:lvlText w:val="%9."/>
+      <w:lvlJc w:val="right"/>
+      <w:pPr>
+        <w:ind w:left="6480" w:hanging="180"/>
+      </w:pPr>
+    </w:lvl>
+  </w:abstractNum>
+  <w:abstractNum w:abstractNumId="2" w15:restartNumberingAfterBreak="0">
+    <w:nsid w:val="2E9D091B"/>
+    <w:multiLevelType w:val="hybridMultilevel"/>
+    <w:tmpl w:val="F154CE54"/>
+    <w:lvl w:ilvl="0" w:tplc="0409000F">
+      <w:start w:val="1"/>
+      <w:numFmt w:val="decimal"/>
+      <w:lvlText w:val="%1."/>
+      <w:lvlJc w:val="left"/>
+      <w:pPr>
+        <w:ind w:left="1101" w:hanging="360"/>
+      </w:pPr>
+    </w:lvl>
+    <w:lvl w:ilvl="1" w:tplc="04090019">
+      <w:start w:val="1"/>
+      <w:numFmt w:val="lowerLetter"/>
+      <w:lvlText w:val="%2."/>
+      <w:lvlJc w:val="left"/>
+      <w:pPr>
+        <w:ind w:left="1821" w:hanging="360"/>
+      </w:pPr>
+    </w:lvl>
+    <w:lvl w:ilvl="2" w:tplc="0409001B" w:tentative="1">
+      <w:start w:val="1"/>
+      <w:numFmt w:val="lowerRoman"/>
+      <w:lvlText w:val="%3."/>
+      <w:lvlJc w:val="right"/>
+      <w:pPr>
+        <w:ind w:left="2541" w:hanging="180"/>
+      </w:pPr>
+    </w:lvl>
+    <w:lvl w:ilvl="3" w:tplc="0409000F" w:tentative="1">
+      <w:start w:val="1"/>
+      <w:numFmt w:val="decimal"/>
+      <w:lvlText w:val="%4."/>
+      <w:lvlJc w:val="left"/>
+      <w:pPr>
+        <w:ind w:left="3261" w:hanging="360"/>
+      </w:pPr>
+    </w:lvl>
+    <w:lvl w:ilvl="4" w:tplc="04090019" w:tentative="1">
+      <w:start w:val="1"/>
+      <w:numFmt w:val="lowerLetter"/>
+      <w:lvlText w:val="%5."/>
+      <w:lvlJc w:val="left"/>
+      <w:pPr>
+        <w:ind w:left="3981" w:hanging="360"/>
+      </w:pPr>
+    </w:lvl>
+    <w:lvl w:ilvl="5" w:tplc="0409001B" w:tentative="1">
+      <w:start w:val="1"/>
+      <w:numFmt w:val="lowerRoman"/>
+      <w:lvlText w:val="%6."/>
+      <w:lvlJc w:val="right"/>
+      <w:pPr>
+        <w:ind w:left="4701" w:hanging="180"/>
+      </w:pPr>
+    </w:lvl>
+    <w:lvl w:ilvl="6" w:tplc="0409000F" w:tentative="1">
+      <w:start w:val="1"/>
+      <w:numFmt w:val="decimal"/>
+      <w:lvlText w:val="%7."/>
+      <w:lvlJc w:val="left"/>
+      <w:pPr>
+        <w:ind w:left="5421" w:hanging="360"/>
+      </w:pPr>
+    </w:lvl>
+    <w:lvl w:ilvl="7" w:tplc="04090019" w:tentative="1">
+      <w:start w:val="1"/>
+      <w:numFmt w:val="lowerLetter"/>
+      <w:lvlText w:val="%8."/>
+      <w:lvlJc w:val="left"/>
+      <w:pPr>
+        <w:ind w:left="6141" w:hanging="360"/>
+      </w:pPr>
+    </w:lvl>
+    <w:lvl w:ilvl="8" w:tplc="0409001B" w:tentative="1">
+      <w:start w:val="1"/>
+      <w:numFmt w:val="lowerRoman"/>
+      <w:lvlText w:val="%9."/>
+      <w:lvlJc w:val="right"/>
+      <w:pPr>
+        <w:ind w:left="6861" w:hanging="180"/>
+      </w:pPr>
+    </w:lvl>
+  </w:abstractNum>
   <w:num w:numId="1" w16cid:durableId="311060911">
     <w:abstractNumId w:val="0"/>
+  </w:num>
+  <w:num w:numId="2" w16cid:durableId="299041679">
+    <w:abstractNumId w:val="2"/>
+  </w:num>
+  <w:num w:numId="3" w16cid:durableId="672336734">
+    <w:abstractNumId w:val="1"/>
   </w:num>
 </w:numbering>
 </file>
